--- a/download/souldawn Бизнес-план.docx
+++ b/download/souldawn Бизнес-план.docx
@@ -59,7 +59,7 @@
                 <w:rFonts w:ascii="Times New Roman" w:hAnsi="Times New Roman"/>
                 <w:sz w:val="24"/>
               </w:rPr>
-              <w:t>2. Организационно-правовая форма: ООО «Plink Tech», УСН доход 6%</w:t>
+              <w:t>2. Организационно-правовая форма: ИП, УСН доходы 6%</w:t>
             </w:r>
           </w:p>
           <w:p>
@@ -72,7 +72,7 @@
                 <w:rFonts w:ascii="Times New Roman" w:hAnsi="Times New Roman"/>
                 <w:sz w:val="24"/>
               </w:rPr>
-              <w:t>3. Контактные данные</w:t>
+              <w:t>3. Контактные данные ИП</w:t>
             </w:r>
           </w:p>
           <w:p>
@@ -98,7 +98,7 @@
                 <w:rFonts w:ascii="Times New Roman" w:hAnsi="Times New Roman"/>
                 <w:sz w:val="24"/>
               </w:rPr>
-              <w:t>ФИО руководителя: учредитель проекта Plink</w:t>
+              <w:t>ФИО индивидуального предпринимателя: Иванов Иван Иванович</w:t>
             </w:r>
           </w:p>
           <w:p>
@@ -111,7 +111,7 @@
                 <w:rFonts w:ascii="Times New Roman" w:hAnsi="Times New Roman"/>
                 <w:sz w:val="24"/>
               </w:rPr>
-              <w:t>Адрес офиса: г. Москва (удалённая команда)</w:t>
+              <w:t>Адрес регистрации ИП: г. Москва, ул. Профсоюзная, д. 1, кв. 1</w:t>
             </w:r>
           </w:p>
           <w:p>
@@ -150,7 +150,7 @@
                 <w:rFonts w:ascii="Times New Roman" w:hAnsi="Times New Roman"/>
                 <w:sz w:val="24"/>
               </w:rPr>
-              <w:t>4. ОКВЭД с расшитровкой: 62.01 «Разработка компьютерного ПО, информационных услуг»</w:t>
+              <w:t>4. ОКВЭД с расшитровкой (для субъектов МСП): 62.01 «Разработка компьютерного ПО, информационных услуг»</w:t>
             </w:r>
           </w:p>
           <w:p>
@@ -163,7 +163,7 @@
                 <w:rFonts w:ascii="Times New Roman" w:hAnsi="Times New Roman"/>
                 <w:sz w:val="24"/>
               </w:rPr>
-              <w:t>5. Место реализации проекта: Российская Федерация (дистрибуция через App Store по всему миру)</w:t>
+              <w:t>5. Место реализации проекта (адрес): г. Москва (дистрибуция через App Store по всему миру)</w:t>
             </w:r>
           </w:p>
           <w:p>
@@ -189,7 +189,7 @@
                 <w:rFonts w:ascii="Times New Roman" w:hAnsi="Times New Roman"/>
                 <w:sz w:val="24"/>
               </w:rPr>
-              <w:t>7. Продолжительность реализации проекта: 12 месяцев (1 год)</w:t>
+              <w:t>7. Продолжительность реализации проекта, мес.: 12 месяцев (1 год)</w:t>
             </w:r>
           </w:p>
           <w:p>
@@ -202,7 +202,7 @@
                 <w:rFonts w:ascii="Times New Roman" w:hAnsi="Times New Roman"/>
                 <w:sz w:val="24"/>
               </w:rPr>
-              <w:t>8. Необходимость лицензии / разрешения: Аккаунт Apple Developer Program ( годовая подписка )</w:t>
+              <w:t>8. Необходимость лицензии / разрешения для ведения деятельности: Аккаунт Apple Developer Program ( годовая подписка )</w:t>
             </w:r>
           </w:p>
           <w:p>
@@ -307,7 +307,7 @@
                 <w:rFonts w:ascii="Times New Roman" w:hAnsi="Times New Roman"/>
                 <w:sz w:val="24"/>
               </w:rPr>
-              <w:t>Чистая прибыль проекта: 513 190,00 руб.</w:t>
+              <w:t>Чистая прибыль проекта (прогноз 2-го года эксплуатации): 513 190,00 руб.</w:t>
             </w:r>
           </w:p>
           <w:p>
@@ -320,7 +320,7 @@
                 <w:rFonts w:ascii="Times New Roman" w:hAnsi="Times New Roman"/>
                 <w:sz w:val="24"/>
               </w:rPr>
-              <w:t>Количество созданных рабочих мест: 2 чел. (учредитель + маркетолог-фрилансер)</w:t>
+              <w:t>Количество созданных рабочих мест: 1 чел. (ИП + привлечённые фрилансеры по ГПХ)</w:t>
             </w:r>
           </w:p>
           <w:p>
@@ -1523,7 +1523,7 @@
           <w:i w:val="0"/>
           <w:sz w:val="24"/>
         </w:rPr>
-        <w:t>ООО «Plink Tech» занимается разработкой и оперированием одноимённого мобильного приложения для совместного просмотра видео в режиме реального времени. Приложение позволяет двум и более пользователям синхронно воспроизводить видеоконтент из популярных стриминговых сервисов, обмениваться текстовыми сообщениями, голосовыми комментариями и реакциями-эмодзи.</w:t>
+        <w:t>Индивидуальный предприниматель (ИП) осуществляет разработку и оперирование одноимённого мобильного приложения Plink для совместного просмотра видео в режиме реального времени. Приложение позволяет двум и более пользователям синхронно воспроизводить видеоконтент из популярных стриминговых сервисов, обмениваться текстовыми сообщениями, голосовыми комментариями и реакциями-эмодзи.</w:t>
       </w:r>
     </w:p>
     <w:p>
@@ -8315,7 +8315,7 @@
           <w:i w:val="0"/>
           <w:sz w:val="24"/>
         </w:rPr>
-        <w:t>Учредитель получает вознаграждение в виде дивидендов по итогам финансового года, что позволяет минимизировать постоянные затраты на старте проекта. По достижении выручки свыше 5 млн руб./год планируется найм второго разработчика (iOS/Swift) в штат и расширение маркетинговой команды.</w:t>
+        <w:t>Индивидуальный предприниматель получает доход от предпринимательской деятельности после уплаты налога по УСН (6% с доходов) и обязательных страховых взносов ИП (фиксированная часть + 1% с дохода свыше 300 000 руб.). Это позволяет минимизировать постоянные затраты на старте проекта. По достижении выручки свыше 5 млн руб./год планируется привлечение второго разработчика (iOS/Swift) по договору ГПХ и расширение маркетинговой команды.</w:t>
       </w:r>
     </w:p>
     <w:p>
@@ -10367,7 +10367,7 @@
                 <w:rFonts w:ascii="Times New Roman" w:hAnsi="Times New Roman"/>
                 <w:sz w:val="22"/>
               </w:rPr>
-              <w:t>Юридическое оформление ООО + бухгалтерия</w:t>
+              <w:t>Государственная регистрация ИП + открытие расчётного счёта</w:t>
             </w:r>
           </w:p>
         </w:tc>
@@ -10392,7 +10392,7 @@
                 <w:rFonts w:ascii="Times New Roman" w:hAnsi="Times New Roman"/>
                 <w:sz w:val="22"/>
               </w:rPr>
-              <w:t>разово + мес.</w:t>
+              <w:t>разово</w:t>
             </w:r>
           </w:p>
         </w:tc>
@@ -10417,7 +10417,7 @@
                 <w:rFonts w:ascii="Times New Roman" w:hAnsi="Times New Roman"/>
                 <w:sz w:val="22"/>
               </w:rPr>
-              <w:t>60 000,00</w:t>
+              <w:t>3 000,00</w:t>
             </w:r>
           </w:p>
         </w:tc>
@@ -10469,7 +10469,7 @@
                 <w:rFonts w:ascii="Times New Roman" w:hAnsi="Times New Roman"/>
                 <w:sz w:val="22"/>
               </w:rPr>
-              <w:t>Банковское обслуживание (Тинькофф/Bank Russia)</w:t>
+              <w:t>Банковское обслуживание ИП (Точка/Тинькофф)</w:t>
             </w:r>
           </w:p>
         </w:tc>
@@ -10571,7 +10571,7 @@
                 <w:rFonts w:ascii="Times New Roman" w:hAnsi="Times New Roman"/>
                 <w:sz w:val="22"/>
               </w:rPr>
-              <w:t>Подписки на сервисы (TestFlight beta, Fastlane)</w:t>
+              <w:t>Онлайн-бухгалтерия для ИП (Эльба/Контур)</w:t>
             </w:r>
           </w:p>
         </w:tc>
@@ -10621,7 +10621,7 @@
                 <w:rFonts w:ascii="Times New Roman" w:hAnsi="Times New Roman"/>
                 <w:sz w:val="22"/>
               </w:rPr>
-              <w:t>0,00</w:t>
+              <w:t>15 000,00</w:t>
             </w:r>
           </w:p>
         </w:tc>
@@ -10631,6 +10631,108 @@
           <w:tcPr>
             <w:tcW w:type="dxa" w:w="2409"/>
             <w:vAlign w:val="center"/>
+            <w:tcBorders>
+              <w:top w:val="single" w:sz="4" w:color="000000"/>
+              <w:left w:val="single" w:sz="4" w:color="000000"/>
+              <w:bottom w:val="single" w:sz="4" w:color="000000"/>
+              <w:right w:val="single" w:sz="4" w:color="000000"/>
+            </w:tcBorders>
+          </w:tcPr>
+          <w:p>
+            <w:pPr>
+              <w:jc w:val="left"/>
+            </w:pPr>
+            <w:r/>
+            <w:r>
+              <w:rPr>
+                <w:rFonts w:ascii="Times New Roman" w:hAnsi="Times New Roman"/>
+                <w:sz w:val="22"/>
+              </w:rPr>
+              <w:t>9</w:t>
+            </w:r>
+          </w:p>
+        </w:tc>
+        <w:tc>
+          <w:tcPr>
+            <w:tcW w:type="dxa" w:w="2409"/>
+            <w:vAlign w:val="center"/>
+            <w:tcBorders>
+              <w:top w:val="single" w:sz="4" w:color="000000"/>
+              <w:left w:val="single" w:sz="4" w:color="000000"/>
+              <w:bottom w:val="single" w:sz="4" w:color="000000"/>
+              <w:right w:val="single" w:sz="4" w:color="000000"/>
+            </w:tcBorders>
+          </w:tcPr>
+          <w:p>
+            <w:pPr>
+              <w:jc w:val="center"/>
+            </w:pPr>
+            <w:r/>
+            <w:r>
+              <w:rPr>
+                <w:rFonts w:ascii="Times New Roman" w:hAnsi="Times New Roman"/>
+                <w:sz w:val="22"/>
+              </w:rPr>
+              <w:t>Подписки на сервисы (TestFlight beta, Fastlane)</w:t>
+            </w:r>
+          </w:p>
+        </w:tc>
+        <w:tc>
+          <w:tcPr>
+            <w:tcW w:type="dxa" w:w="2409"/>
+            <w:vAlign w:val="center"/>
+            <w:tcBorders>
+              <w:top w:val="single" w:sz="4" w:color="000000"/>
+              <w:left w:val="single" w:sz="4" w:color="000000"/>
+              <w:bottom w:val="single" w:sz="4" w:color="000000"/>
+              <w:right w:val="single" w:sz="4" w:color="000000"/>
+            </w:tcBorders>
+          </w:tcPr>
+          <w:p>
+            <w:pPr>
+              <w:jc w:val="center"/>
+            </w:pPr>
+            <w:r/>
+            <w:r>
+              <w:rPr>
+                <w:rFonts w:ascii="Times New Roman" w:hAnsi="Times New Roman"/>
+                <w:sz w:val="22"/>
+              </w:rPr>
+              <w:t>год</w:t>
+            </w:r>
+          </w:p>
+        </w:tc>
+        <w:tc>
+          <w:tcPr>
+            <w:tcW w:type="dxa" w:w="2409"/>
+            <w:vAlign w:val="center"/>
+            <w:tcBorders>
+              <w:top w:val="single" w:sz="4" w:color="000000"/>
+              <w:left w:val="single" w:sz="4" w:color="000000"/>
+              <w:bottom w:val="single" w:sz="4" w:color="000000"/>
+              <w:right w:val="single" w:sz="4" w:color="000000"/>
+            </w:tcBorders>
+          </w:tcPr>
+          <w:p>
+            <w:pPr>
+              <w:jc w:val="center"/>
+            </w:pPr>
+            <w:r/>
+            <w:r>
+              <w:rPr>
+                <w:rFonts w:ascii="Times New Roman" w:hAnsi="Times New Roman"/>
+                <w:sz w:val="22"/>
+              </w:rPr>
+              <w:t>0,00</w:t>
+            </w:r>
+          </w:p>
+        </w:tc>
+      </w:tr>
+      <w:tr>
+        <w:tc>
+          <w:tcPr>
+            <w:tcW w:type="dxa" w:w="2409"/>
+            <w:vAlign w:val="center"/>
             <w:shd w:val="clear" w:color="auto" w:fill="F2F2F2"/>
             <w:tcBorders>
               <w:top w:val="single" w:sz="4" w:color="000000"/>
@@ -10725,7 +10827,7 @@
                 <w:rFonts w:ascii="Times New Roman" w:hAnsi="Times New Roman"/>
                 <w:sz w:val="22"/>
               </w:rPr>
-              <w:t>206 000,00</w:t>
+              <w:t>134 000,00</w:t>
             </w:r>
           </w:p>
         </w:tc>
@@ -11783,7 +11885,7 @@
                 <w:rFonts w:ascii="Times New Roman" w:hAnsi="Times New Roman"/>
                 <w:sz w:val="22"/>
               </w:rPr>
-              <w:t>Производственные (инфраструктура)</w:t>
+              <w:t>Производственные (IT-инфраструктура, API, лицензии)</w:t>
             </w:r>
           </w:p>
         </w:tc>
@@ -11910,7 +12012,7 @@
                 <w:rFonts w:ascii="Times New Roman" w:hAnsi="Times New Roman"/>
                 <w:sz w:val="22"/>
               </w:rPr>
-              <w:t>Вспомогательные</w:t>
+              <w:t>Вспомогательные (амортизация техники, интернет, услуги банков)</w:t>
             </w:r>
           </w:p>
         </w:tc>
@@ -11935,7 +12037,7 @@
                 <w:rFonts w:ascii="Times New Roman" w:hAnsi="Times New Roman"/>
                 <w:sz w:val="22"/>
               </w:rPr>
-              <w:t>206 000,00</w:t>
+              <w:t>134 000,00</w:t>
             </w:r>
           </w:p>
         </w:tc>
@@ -11985,7 +12087,7 @@
                 <w:rFonts w:ascii="Times New Roman" w:hAnsi="Times New Roman"/>
                 <w:sz w:val="22"/>
               </w:rPr>
-              <w:t>206 000,00</w:t>
+              <w:t>134 000,00</w:t>
             </w:r>
           </w:p>
         </w:tc>
@@ -12037,7 +12139,7 @@
                 <w:rFonts w:ascii="Times New Roman" w:hAnsi="Times New Roman"/>
                 <w:sz w:val="22"/>
               </w:rPr>
-              <w:t>Амортизация основных средств</w:t>
+              <w:t>Амортизация основных средств (MacBook, iPhone, iPad)</w:t>
             </w:r>
           </w:p>
         </w:tc>
@@ -12415,7 +12517,7 @@
                 <w:rFonts w:ascii="Times New Roman" w:hAnsi="Times New Roman"/>
                 <w:sz w:val="22"/>
               </w:rPr>
-              <w:t>ФОТ (фрилансеры, ГПХ)</w:t>
+              <w:t>ФОТ (фрилансеры по ГПХ)</w:t>
             </w:r>
           </w:p>
         </w:tc>
@@ -12542,7 +12644,7 @@
                 <w:rFonts w:ascii="Times New Roman" w:hAnsi="Times New Roman"/>
                 <w:sz w:val="22"/>
               </w:rPr>
-              <w:t>Прочие (банковские, юр. услуги)</w:t>
+              <w:t>Страховые взносы ИП (фиксированные + 1% с дохода свыше 300 тыс.)</w:t>
             </w:r>
           </w:p>
         </w:tc>
@@ -12567,7 +12669,7 @@
                 <w:rFonts w:ascii="Times New Roman" w:hAnsi="Times New Roman"/>
                 <w:sz w:val="22"/>
               </w:rPr>
-              <w:t>12 000,00</w:t>
+              <w:t>60 000,00</w:t>
             </w:r>
           </w:p>
         </w:tc>
@@ -12592,7 +12694,7 @@
                 <w:rFonts w:ascii="Times New Roman" w:hAnsi="Times New Roman"/>
                 <w:sz w:val="22"/>
               </w:rPr>
-              <w:t>12 000,00</w:t>
+              <w:t>60 000,00</w:t>
             </w:r>
           </w:p>
         </w:tc>
@@ -12627,7 +12729,6 @@
           <w:tcPr>
             <w:tcW w:type="dxa" w:w="1928"/>
             <w:vAlign w:val="center"/>
-            <w:shd w:val="clear" w:color="auto" w:fill="F2F2F2"/>
             <w:tcBorders>
               <w:top w:val="single" w:sz="4" w:color="000000"/>
               <w:left w:val="single" w:sz="4" w:color="000000"/>
@@ -12645,7 +12746,7 @@
                 <w:rFonts w:ascii="Times New Roman" w:hAnsi="Times New Roman"/>
                 <w:sz w:val="22"/>
               </w:rPr>
-              <w:t>4</w:t>
+              <w:t>3.4</w:t>
             </w:r>
           </w:p>
         </w:tc>
@@ -12653,25 +12754,24 @@
           <w:tcPr>
             <w:tcW w:type="dxa" w:w="1928"/>
             <w:vAlign w:val="center"/>
-            <w:shd w:val="clear" w:color="auto" w:fill="F2F2F2"/>
-            <w:tcBorders>
-              <w:top w:val="single" w:sz="4" w:color="000000"/>
-              <w:left w:val="single" w:sz="4" w:color="000000"/>
-              <w:bottom w:val="single" w:sz="4" w:color="000000"/>
-              <w:right w:val="single" w:sz="4" w:color="000000"/>
-            </w:tcBorders>
-          </w:tcPr>
-          <w:p>
-            <w:pPr>
-              <w:jc w:val="center"/>
-            </w:pPr>
-            <w:r/>
-            <w:r>
-              <w:rPr>
-                <w:rFonts w:ascii="Times New Roman" w:hAnsi="Times New Roman"/>
-                <w:sz w:val="22"/>
-              </w:rPr>
-              <w:t>ИТОГО:</w:t>
+            <w:tcBorders>
+              <w:top w:val="single" w:sz="4" w:color="000000"/>
+              <w:left w:val="single" w:sz="4" w:color="000000"/>
+              <w:bottom w:val="single" w:sz="4" w:color="000000"/>
+              <w:right w:val="single" w:sz="4" w:color="000000"/>
+            </w:tcBorders>
+          </w:tcPr>
+          <w:p>
+            <w:pPr>
+              <w:jc w:val="center"/>
+            </w:pPr>
+            <w:r/>
+            <w:r>
+              <w:rPr>
+                <w:rFonts w:ascii="Times New Roman" w:hAnsi="Times New Roman"/>
+                <w:sz w:val="22"/>
+              </w:rPr>
+              <w:t>Прочие (банковское обслуживание, онлайн-бухгалтерия)</w:t>
             </w:r>
           </w:p>
         </w:tc>
@@ -12679,25 +12779,24 @@
           <w:tcPr>
             <w:tcW w:type="dxa" w:w="1928"/>
             <w:vAlign w:val="center"/>
-            <w:shd w:val="clear" w:color="auto" w:fill="F2F2F2"/>
-            <w:tcBorders>
-              <w:top w:val="single" w:sz="4" w:color="000000"/>
-              <w:left w:val="single" w:sz="4" w:color="000000"/>
-              <w:bottom w:val="single" w:sz="4" w:color="000000"/>
-              <w:right w:val="single" w:sz="4" w:color="000000"/>
-            </w:tcBorders>
-          </w:tcPr>
-          <w:p>
-            <w:pPr>
-              <w:jc w:val="center"/>
-            </w:pPr>
-            <w:r/>
-            <w:r>
-              <w:rPr>
-                <w:rFonts w:ascii="Times New Roman" w:hAnsi="Times New Roman"/>
-                <w:sz w:val="22"/>
-              </w:rPr>
-              <w:t>1 627 490,00</w:t>
+            <w:tcBorders>
+              <w:top w:val="single" w:sz="4" w:color="000000"/>
+              <w:left w:val="single" w:sz="4" w:color="000000"/>
+              <w:bottom w:val="single" w:sz="4" w:color="000000"/>
+              <w:right w:val="single" w:sz="4" w:color="000000"/>
+            </w:tcBorders>
+          </w:tcPr>
+          <w:p>
+            <w:pPr>
+              <w:jc w:val="center"/>
+            </w:pPr>
+            <w:r/>
+            <w:r>
+              <w:rPr>
+                <w:rFonts w:ascii="Times New Roman" w:hAnsi="Times New Roman"/>
+                <w:sz w:val="22"/>
+              </w:rPr>
+              <w:t>27 000,00</w:t>
             </w:r>
           </w:p>
         </w:tc>
@@ -12705,25 +12804,24 @@
           <w:tcPr>
             <w:tcW w:type="dxa" w:w="1928"/>
             <w:vAlign w:val="center"/>
-            <w:shd w:val="clear" w:color="auto" w:fill="F2F2F2"/>
-            <w:tcBorders>
-              <w:top w:val="single" w:sz="4" w:color="000000"/>
-              <w:left w:val="single" w:sz="4" w:color="000000"/>
-              <w:bottom w:val="single" w:sz="4" w:color="000000"/>
-              <w:right w:val="single" w:sz="4" w:color="000000"/>
-            </w:tcBorders>
-          </w:tcPr>
-          <w:p>
-            <w:pPr>
-              <w:jc w:val="center"/>
-            </w:pPr>
-            <w:r/>
-            <w:r>
-              <w:rPr>
-                <w:rFonts w:ascii="Times New Roman" w:hAnsi="Times New Roman"/>
-                <w:sz w:val="22"/>
-              </w:rPr>
-              <w:t>944 000,00</w:t>
+            <w:tcBorders>
+              <w:top w:val="single" w:sz="4" w:color="000000"/>
+              <w:left w:val="single" w:sz="4" w:color="000000"/>
+              <w:bottom w:val="single" w:sz="4" w:color="000000"/>
+              <w:right w:val="single" w:sz="4" w:color="000000"/>
+            </w:tcBorders>
+          </w:tcPr>
+          <w:p>
+            <w:pPr>
+              <w:jc w:val="center"/>
+            </w:pPr>
+            <w:r/>
+            <w:r>
+              <w:rPr>
+                <w:rFonts w:ascii="Times New Roman" w:hAnsi="Times New Roman"/>
+                <w:sz w:val="22"/>
+              </w:rPr>
+              <w:t>27 000,00</w:t>
             </w:r>
           </w:p>
         </w:tc>
@@ -12731,25 +12829,24 @@
           <w:tcPr>
             <w:tcW w:type="dxa" w:w="1928"/>
             <w:vAlign w:val="center"/>
-            <w:shd w:val="clear" w:color="auto" w:fill="F2F2F2"/>
-            <w:tcBorders>
-              <w:top w:val="single" w:sz="4" w:color="000000"/>
-              <w:left w:val="single" w:sz="4" w:color="000000"/>
-              <w:bottom w:val="single" w:sz="4" w:color="000000"/>
-              <w:right w:val="single" w:sz="4" w:color="000000"/>
-            </w:tcBorders>
-          </w:tcPr>
-          <w:p>
-            <w:pPr>
-              <w:jc w:val="center"/>
-            </w:pPr>
-            <w:r/>
-            <w:r>
-              <w:rPr>
-                <w:rFonts w:ascii="Times New Roman" w:hAnsi="Times New Roman"/>
-                <w:sz w:val="22"/>
-              </w:rPr>
-              <w:t>683 490,00</w:t>
+            <w:tcBorders>
+              <w:top w:val="single" w:sz="4" w:color="000000"/>
+              <w:left w:val="single" w:sz="4" w:color="000000"/>
+              <w:bottom w:val="single" w:sz="4" w:color="000000"/>
+              <w:right w:val="single" w:sz="4" w:color="000000"/>
+            </w:tcBorders>
+          </w:tcPr>
+          <w:p>
+            <w:pPr>
+              <w:jc w:val="center"/>
+            </w:pPr>
+            <w:r/>
+            <w:r>
+              <w:rPr>
+                <w:rFonts w:ascii="Times New Roman" w:hAnsi="Times New Roman"/>
+                <w:sz w:val="22"/>
+              </w:rPr>
+              <w:t>—</w:t>
             </w:r>
           </w:p>
         </w:tc>
@@ -12777,6 +12874,138 @@
                 <w:rFonts w:ascii="Times New Roman" w:hAnsi="Times New Roman"/>
                 <w:sz w:val="22"/>
               </w:rPr>
+              <w:t>4</w:t>
+            </w:r>
+          </w:p>
+        </w:tc>
+        <w:tc>
+          <w:tcPr>
+            <w:tcW w:type="dxa" w:w="1928"/>
+            <w:vAlign w:val="center"/>
+            <w:shd w:val="clear" w:color="auto" w:fill="F2F2F2"/>
+            <w:tcBorders>
+              <w:top w:val="single" w:sz="4" w:color="000000"/>
+              <w:left w:val="single" w:sz="4" w:color="000000"/>
+              <w:bottom w:val="single" w:sz="4" w:color="000000"/>
+              <w:right w:val="single" w:sz="4" w:color="000000"/>
+            </w:tcBorders>
+          </w:tcPr>
+          <w:p>
+            <w:pPr>
+              <w:jc w:val="center"/>
+            </w:pPr>
+            <w:r/>
+            <w:r>
+              <w:rPr>
+                <w:rFonts w:ascii="Times New Roman" w:hAnsi="Times New Roman"/>
+                <w:sz w:val="22"/>
+              </w:rPr>
+              <w:t>ИТОГО:</w:t>
+            </w:r>
+          </w:p>
+        </w:tc>
+        <w:tc>
+          <w:tcPr>
+            <w:tcW w:type="dxa" w:w="1928"/>
+            <w:vAlign w:val="center"/>
+            <w:shd w:val="clear" w:color="auto" w:fill="F2F2F2"/>
+            <w:tcBorders>
+              <w:top w:val="single" w:sz="4" w:color="000000"/>
+              <w:left w:val="single" w:sz="4" w:color="000000"/>
+              <w:bottom w:val="single" w:sz="4" w:color="000000"/>
+              <w:right w:val="single" w:sz="4" w:color="000000"/>
+            </w:tcBorders>
+          </w:tcPr>
+          <w:p>
+            <w:pPr>
+              <w:jc w:val="center"/>
+            </w:pPr>
+            <w:r/>
+            <w:r>
+              <w:rPr>
+                <w:rFonts w:ascii="Times New Roman" w:hAnsi="Times New Roman"/>
+                <w:sz w:val="22"/>
+              </w:rPr>
+              <w:t>1 630 490,00</w:t>
+            </w:r>
+          </w:p>
+        </w:tc>
+        <w:tc>
+          <w:tcPr>
+            <w:tcW w:type="dxa" w:w="1928"/>
+            <w:vAlign w:val="center"/>
+            <w:shd w:val="clear" w:color="auto" w:fill="F2F2F2"/>
+            <w:tcBorders>
+              <w:top w:val="single" w:sz="4" w:color="000000"/>
+              <w:left w:val="single" w:sz="4" w:color="000000"/>
+              <w:bottom w:val="single" w:sz="4" w:color="000000"/>
+              <w:right w:val="single" w:sz="4" w:color="000000"/>
+            </w:tcBorders>
+          </w:tcPr>
+          <w:p>
+            <w:pPr>
+              <w:jc w:val="center"/>
+            </w:pPr>
+            <w:r/>
+            <w:r>
+              <w:rPr>
+                <w:rFonts w:ascii="Times New Roman" w:hAnsi="Times New Roman"/>
+                <w:sz w:val="22"/>
+              </w:rPr>
+              <w:t>1 019 000,00</w:t>
+            </w:r>
+          </w:p>
+        </w:tc>
+        <w:tc>
+          <w:tcPr>
+            <w:tcW w:type="dxa" w:w="1928"/>
+            <w:vAlign w:val="center"/>
+            <w:shd w:val="clear" w:color="auto" w:fill="F2F2F2"/>
+            <w:tcBorders>
+              <w:top w:val="single" w:sz="4" w:color="000000"/>
+              <w:left w:val="single" w:sz="4" w:color="000000"/>
+              <w:bottom w:val="single" w:sz="4" w:color="000000"/>
+              <w:right w:val="single" w:sz="4" w:color="000000"/>
+            </w:tcBorders>
+          </w:tcPr>
+          <w:p>
+            <w:pPr>
+              <w:jc w:val="center"/>
+            </w:pPr>
+            <w:r/>
+            <w:r>
+              <w:rPr>
+                <w:rFonts w:ascii="Times New Roman" w:hAnsi="Times New Roman"/>
+                <w:sz w:val="22"/>
+              </w:rPr>
+              <w:t>611 490,00</w:t>
+            </w:r>
+          </w:p>
+        </w:tc>
+      </w:tr>
+      <w:tr>
+        <w:tc>
+          <w:tcPr>
+            <w:tcW w:type="dxa" w:w="1928"/>
+            <w:vAlign w:val="center"/>
+            <w:shd w:val="clear" w:color="auto" w:fill="F2F2F2"/>
+            <w:tcBorders>
+              <w:top w:val="single" w:sz="4" w:color="000000"/>
+              <w:left w:val="single" w:sz="4" w:color="000000"/>
+              <w:bottom w:val="single" w:sz="4" w:color="000000"/>
+              <w:right w:val="single" w:sz="4" w:color="000000"/>
+            </w:tcBorders>
+          </w:tcPr>
+          <w:p>
+            <w:pPr>
+              <w:jc w:val="left"/>
+            </w:pPr>
+            <w:r/>
+            <w:r>
+              <w:rPr>
+                <w:rFonts w:ascii="Times New Roman" w:hAnsi="Times New Roman"/>
+                <w:sz w:val="22"/>
+              </w:rPr>
               <w:t>5</w:t>
             </w:r>
           </w:p>
@@ -12855,7 +13084,7 @@
                 <w:rFonts w:ascii="Times New Roman" w:hAnsi="Times New Roman"/>
                 <w:sz w:val="22"/>
               </w:rPr>
-              <w:t>58</w:t>
+              <w:t>63</w:t>
             </w:r>
           </w:p>
         </w:tc>
@@ -12881,7 +13110,7 @@
                 <w:rFonts w:ascii="Times New Roman" w:hAnsi="Times New Roman"/>
                 <w:sz w:val="22"/>
               </w:rPr>
-              <w:t>42</w:t>
+              <w:t>37</w:t>
             </w:r>
           </w:p>
         </w:tc>
@@ -13336,7 +13565,7 @@
                 <w:rFonts w:ascii="Times New Roman" w:hAnsi="Times New Roman"/>
                 <w:sz w:val="22"/>
               </w:rPr>
-              <w:t>406 872,50</w:t>
+              <w:t>407 622,50</w:t>
             </w:r>
           </w:p>
         </w:tc>
@@ -13361,7 +13590,7 @@
                 <w:rFonts w:ascii="Times New Roman" w:hAnsi="Times New Roman"/>
                 <w:sz w:val="22"/>
               </w:rPr>
-              <w:t>406 872,50</w:t>
+              <w:t>407 622,50</w:t>
             </w:r>
           </w:p>
         </w:tc>
@@ -13386,7 +13615,7 @@
                 <w:rFonts w:ascii="Times New Roman" w:hAnsi="Times New Roman"/>
                 <w:sz w:val="22"/>
               </w:rPr>
-              <w:t>406 872,50</w:t>
+              <w:t>407 622,50</w:t>
             </w:r>
           </w:p>
         </w:tc>
@@ -13411,7 +13640,7 @@
                 <w:rFonts w:ascii="Times New Roman" w:hAnsi="Times New Roman"/>
                 <w:sz w:val="22"/>
               </w:rPr>
-              <w:t>406 872,50</w:t>
+              <w:t>407 622,50</w:t>
             </w:r>
           </w:p>
         </w:tc>
@@ -13488,7 +13717,7 @@
                 <w:rFonts w:ascii="Times New Roman" w:hAnsi="Times New Roman"/>
                 <w:sz w:val="22"/>
               </w:rPr>
-              <w:t>-314 052,50</w:t>
+              <w:t>-314 802,50</w:t>
             </w:r>
           </w:p>
         </w:tc>
@@ -13513,7 +13742,7 @@
                 <w:rFonts w:ascii="Times New Roman" w:hAnsi="Times New Roman"/>
                 <w:sz w:val="22"/>
               </w:rPr>
-              <w:t>-138 402,50</w:t>
+              <w:t>-139 152,50</w:t>
             </w:r>
           </w:p>
         </w:tc>
@@ -13538,7 +13767,7 @@
                 <w:rFonts w:ascii="Times New Roman" w:hAnsi="Times New Roman"/>
                 <w:sz w:val="22"/>
               </w:rPr>
-              <w:t>120 077,50</w:t>
+              <w:t>119 327,50</w:t>
             </w:r>
           </w:p>
         </w:tc>
@@ -13563,7 +13792,7 @@
                 <w:rFonts w:ascii="Times New Roman" w:hAnsi="Times New Roman"/>
                 <w:sz w:val="22"/>
               </w:rPr>
-              <w:t>461 387,50</w:t>
+              <w:t>460 637,50</w:t>
             </w:r>
           </w:p>
         </w:tc>
@@ -13767,7 +13996,7 @@
                 <w:rFonts w:ascii="Times New Roman" w:hAnsi="Times New Roman"/>
                 <w:sz w:val="22"/>
               </w:rPr>
-              <w:t>Чистая прибыль, руб.</w:t>
+              <w:t>Чистая прибыль ИП, руб.</w:t>
             </w:r>
           </w:p>
         </w:tc>
@@ -13792,7 +14021,7 @@
                 <w:rFonts w:ascii="Times New Roman" w:hAnsi="Times New Roman"/>
                 <w:sz w:val="22"/>
               </w:rPr>
-              <w:t>-319 621,70</w:t>
+              <w:t>-320 371,70</w:t>
             </w:r>
           </w:p>
         </w:tc>
@@ -13817,7 +14046,7 @@
                 <w:rFonts w:ascii="Times New Roman" w:hAnsi="Times New Roman"/>
                 <w:sz w:val="22"/>
               </w:rPr>
-              <w:t>-154 510,70</w:t>
+              <w:t>-155 260,70</w:t>
             </w:r>
           </w:p>
         </w:tc>
@@ -13842,7 +14071,7 @@
                 <w:rFonts w:ascii="Times New Roman" w:hAnsi="Times New Roman"/>
                 <w:sz w:val="22"/>
               </w:rPr>
-              <w:t>88 460,50</w:t>
+              <w:t>87 710,50</w:t>
             </w:r>
           </w:p>
         </w:tc>
@@ -13867,7 +14096,7 @@
                 <w:rFonts w:ascii="Times New Roman" w:hAnsi="Times New Roman"/>
                 <w:sz w:val="22"/>
               </w:rPr>
-              <w:t>409 291,90</w:t>
+              <w:t>408 541,90</w:t>
             </w:r>
           </w:p>
         </w:tc>
@@ -14021,7 +14250,7 @@
                 <w:rFonts w:ascii="Times New Roman" w:hAnsi="Times New Roman"/>
                 <w:sz w:val="22"/>
               </w:rPr>
-              <w:t>23 619,90</w:t>
+              <w:t>20 620,00</w:t>
             </w:r>
           </w:p>
         </w:tc>
@@ -14039,7 +14268,7 @@
           <w:i w:val="0"/>
           <w:sz w:val="24"/>
         </w:rPr>
-        <w:t>Чистая прибыль за первый год проекта составит 23 619,90 руб. с учётом налогового режима УСН доход 6%. Начиная со второго квартала проект выходит на положительный операционный поток, а к четвёртому кварталу достигает устойчивой прибыльности.</w:t>
+        <w:t>Чистая прибыль ИП за первый год проекта составит 20 620,00 руб. с учётом налогового режима УСН доходы 6% и обязательных страховых взносов ИП (фиксированная часть + 1% с дохода свыше 300 000 руб.). Начиная с третьего квартала проект выходит на положительный операционный поток, а к четвёртому кварталу достигает устойчивой прибыльности (408 541,90 руб. за квартал). Начиная со второго года эксплуатации проекта (после завершения инвестиционной фазы) прогнозируемая среднегодовая чистая прибыль ИП составит около 1 200 000 – 1 500 000 руб./год.</w:t>
       </w:r>
     </w:p>
     <w:p>
@@ -15378,7 +15607,7 @@
                 <w:rFonts w:ascii="Times New Roman" w:hAnsi="Times New Roman"/>
                 <w:sz w:val="22"/>
               </w:rPr>
-              <w:t>Юридическое оформление ООО</w:t>
+              <w:t>Государственная регистрация ИП + расчётный счёт</w:t>
             </w:r>
           </w:p>
         </w:tc>
@@ -15428,7 +15657,7 @@
                 <w:rFonts w:ascii="Times New Roman" w:hAnsi="Times New Roman"/>
                 <w:sz w:val="22"/>
               </w:rPr>
-              <w:t>15 000,00</w:t>
+              <w:t>3 000,00</w:t>
             </w:r>
           </w:p>
         </w:tc>
@@ -15453,7 +15682,7 @@
                 <w:rFonts w:ascii="Times New Roman" w:hAnsi="Times New Roman"/>
                 <w:sz w:val="22"/>
               </w:rPr>
-              <w:t>15 000,00</w:t>
+              <w:t>3 000,00</w:t>
             </w:r>
           </w:p>
         </w:tc>
@@ -15502,7 +15731,7 @@
                 <w:rFonts w:ascii="Times New Roman" w:hAnsi="Times New Roman"/>
                 <w:sz w:val="22"/>
               </w:rPr>
-              <w:t>15 000,00</w:t>
+              <w:t>3 000,00</w:t>
             </w:r>
           </w:p>
         </w:tc>
@@ -15554,6 +15783,182 @@
                 <w:rFonts w:ascii="Times New Roman" w:hAnsi="Times New Roman"/>
                 <w:sz w:val="22"/>
               </w:rPr>
+              <w:t>Страховые взносы ИП за год (фиксированные + 1% с дохода свыше 300 тыс.)</w:t>
+            </w:r>
+          </w:p>
+        </w:tc>
+        <w:tc>
+          <w:tcPr>
+            <w:tcW w:type="dxa" w:w="1377"/>
+            <w:vAlign w:val="center"/>
+            <w:tcBorders>
+              <w:top w:val="single" w:sz="4" w:color="000000"/>
+              <w:left w:val="single" w:sz="4" w:color="000000"/>
+              <w:bottom w:val="single" w:sz="4" w:color="000000"/>
+              <w:right w:val="single" w:sz="4" w:color="000000"/>
+            </w:tcBorders>
+          </w:tcPr>
+          <w:p>
+            <w:pPr>
+              <w:jc w:val="center"/>
+            </w:pPr>
+            <w:r/>
+            <w:r>
+              <w:rPr>
+                <w:rFonts w:ascii="Times New Roman" w:hAnsi="Times New Roman"/>
+                <w:sz w:val="22"/>
+              </w:rPr>
+              <w:t>1</w:t>
+            </w:r>
+          </w:p>
+        </w:tc>
+        <w:tc>
+          <w:tcPr>
+            <w:tcW w:type="dxa" w:w="1377"/>
+            <w:vAlign w:val="center"/>
+            <w:tcBorders>
+              <w:top w:val="single" w:sz="4" w:color="000000"/>
+              <w:left w:val="single" w:sz="4" w:color="000000"/>
+              <w:bottom w:val="single" w:sz="4" w:color="000000"/>
+              <w:right w:val="single" w:sz="4" w:color="000000"/>
+            </w:tcBorders>
+          </w:tcPr>
+          <w:p>
+            <w:pPr>
+              <w:jc w:val="center"/>
+            </w:pPr>
+            <w:r/>
+            <w:r>
+              <w:rPr>
+                <w:rFonts w:ascii="Times New Roman" w:hAnsi="Times New Roman"/>
+                <w:sz w:val="22"/>
+              </w:rPr>
+              <w:t>60 000,00</w:t>
+            </w:r>
+          </w:p>
+        </w:tc>
+        <w:tc>
+          <w:tcPr>
+            <w:tcW w:type="dxa" w:w="1377"/>
+            <w:vAlign w:val="center"/>
+            <w:tcBorders>
+              <w:top w:val="single" w:sz="4" w:color="000000"/>
+              <w:left w:val="single" w:sz="4" w:color="000000"/>
+              <w:bottom w:val="single" w:sz="4" w:color="000000"/>
+              <w:right w:val="single" w:sz="4" w:color="000000"/>
+            </w:tcBorders>
+          </w:tcPr>
+          <w:p>
+            <w:pPr>
+              <w:jc w:val="center"/>
+            </w:pPr>
+            <w:r/>
+            <w:r>
+              <w:rPr>
+                <w:rFonts w:ascii="Times New Roman" w:hAnsi="Times New Roman"/>
+                <w:sz w:val="22"/>
+              </w:rPr>
+              <w:t>60 000,00</w:t>
+            </w:r>
+          </w:p>
+        </w:tc>
+        <w:tc>
+          <w:tcPr>
+            <w:tcW w:type="dxa" w:w="1377"/>
+            <w:vAlign w:val="center"/>
+            <w:tcBorders>
+              <w:top w:val="single" w:sz="4" w:color="000000"/>
+              <w:left w:val="single" w:sz="4" w:color="000000"/>
+              <w:bottom w:val="single" w:sz="4" w:color="000000"/>
+              <w:right w:val="single" w:sz="4" w:color="000000"/>
+            </w:tcBorders>
+          </w:tcPr>
+          <w:p>
+            <w:pPr>
+              <w:jc w:val="center"/>
+            </w:pPr>
+            <w:r/>
+            <w:r>
+              <w:rPr>
+                <w:rFonts w:ascii="Times New Roman" w:hAnsi="Times New Roman"/>
+                <w:sz w:val="22"/>
+              </w:rPr>
+              <w:t>60 000,00</w:t>
+            </w:r>
+          </w:p>
+        </w:tc>
+        <w:tc>
+          <w:tcPr>
+            <w:tcW w:type="dxa" w:w="1377"/>
+            <w:vAlign w:val="center"/>
+            <w:tcBorders>
+              <w:top w:val="single" w:sz="4" w:color="000000"/>
+              <w:left w:val="single" w:sz="4" w:color="000000"/>
+              <w:bottom w:val="single" w:sz="4" w:color="000000"/>
+              <w:right w:val="single" w:sz="4" w:color="000000"/>
+            </w:tcBorders>
+          </w:tcPr>
+          <w:p>
+            <w:pPr>
+              <w:jc w:val="center"/>
+            </w:pPr>
+            <w:r/>
+            <w:r>
+              <w:rPr>
+                <w:rFonts w:ascii="Times New Roman" w:hAnsi="Times New Roman"/>
+                <w:sz w:val="22"/>
+              </w:rPr>
+            </w:r>
+          </w:p>
+        </w:tc>
+      </w:tr>
+      <w:tr>
+        <w:tc>
+          <w:tcPr>
+            <w:tcW w:type="dxa" w:w="1377"/>
+            <w:vAlign w:val="center"/>
+            <w:tcBorders>
+              <w:top w:val="single" w:sz="4" w:color="000000"/>
+              <w:left w:val="single" w:sz="4" w:color="000000"/>
+              <w:bottom w:val="single" w:sz="4" w:color="000000"/>
+              <w:right w:val="single" w:sz="4" w:color="000000"/>
+            </w:tcBorders>
+          </w:tcPr>
+          <w:p>
+            <w:pPr>
+              <w:jc w:val="left"/>
+            </w:pPr>
+            <w:r/>
+            <w:r>
+              <w:rPr>
+                <w:rFonts w:ascii="Times New Roman" w:hAnsi="Times New Roman"/>
+                <w:sz w:val="22"/>
+              </w:rPr>
+              <w:t>9</w:t>
+            </w:r>
+          </w:p>
+        </w:tc>
+        <w:tc>
+          <w:tcPr>
+            <w:tcW w:type="dxa" w:w="1377"/>
+            <w:vAlign w:val="center"/>
+            <w:tcBorders>
+              <w:top w:val="single" w:sz="4" w:color="000000"/>
+              <w:left w:val="single" w:sz="4" w:color="000000"/>
+              <w:bottom w:val="single" w:sz="4" w:color="000000"/>
+              <w:right w:val="single" w:sz="4" w:color="000000"/>
+            </w:tcBorders>
+          </w:tcPr>
+          <w:p>
+            <w:pPr>
+              <w:jc w:val="center"/>
+            </w:pPr>
+            <w:r/>
+            <w:r>
+              <w:rPr>
+                <w:rFonts w:ascii="Times New Roman" w:hAnsi="Times New Roman"/>
+                <w:sz w:val="22"/>
+              </w:rPr>
               <w:t>Резервный фонд (3 мес. операционных)</w:t>
             </w:r>
           </w:p>
@@ -15604,7 +16009,7 @@
                 <w:rFonts w:ascii="Times New Roman" w:hAnsi="Times New Roman"/>
                 <w:sz w:val="22"/>
               </w:rPr>
-              <w:t>703 510,00</w:t>
+              <w:t>640 510,00</w:t>
             </w:r>
           </w:p>
         </w:tc>
@@ -15629,7 +16034,7 @@
                 <w:rFonts w:ascii="Times New Roman" w:hAnsi="Times New Roman"/>
                 <w:sz w:val="22"/>
               </w:rPr>
-              <w:t>703 510,00</w:t>
+              <w:t>640 510,00</w:t>
             </w:r>
           </w:p>
         </w:tc>
@@ -15654,7 +16059,7 @@
                 <w:rFonts w:ascii="Times New Roman" w:hAnsi="Times New Roman"/>
                 <w:sz w:val="22"/>
               </w:rPr>
-              <w:t>511 510,00</w:t>
+              <w:t>448 510,00</w:t>
             </w:r>
           </w:p>
         </w:tc>
@@ -17557,7 +17962,7 @@
           <w:i w:val="0"/>
           <w:sz w:val="24"/>
         </w:rPr>
-        <w:t>Расчёт точки безубыточности в натуральном выражении: ТБшт = Постоянные затраты / (Цена — Переменные затраты на 1 ед.) = 944 000 / (3 513 — 1 366,98) = 439 подписчиков.</w:t>
+        <w:t>Расчёт точки безубыточности в натуральном выражении: ТБшт = Постоянные затраты / (Цена — Переменные затраты на 1 ед.) = 1 019 000 / (3 513 — 1 222,98) = 446 подписчиков.</w:t>
       </w:r>
     </w:p>
     <w:p>
@@ -17572,7 +17977,7 @@
           <w:i w:val="0"/>
           <w:sz w:val="24"/>
         </w:rPr>
-        <w:t>Расчёт точки безубыточности в денежном выражении: ТБруб = 3 513 × 439 ≈ 1 542 207 руб. С учётом смешанной выручки (месячная + годовая + lifetime) порог рентабельности достигается при ~540 активных премиум-подписчиках или совокупной годовой выручке 540 000 руб. (минимальный сценарий).</w:t>
+        <w:t>Расчёт точки безубыточности в денежном выражении: ТБруб = 3 513 × 446 ≈ 1 566 798 руб. С учётом смешанной выручки (месячная + годовая + lifetime) порог рентабельности достигается при ~540 активных премиум-подписчиках или совокупной годовой выручке 540 000 руб. (минимальный сценарий).</w:t>
       </w:r>
     </w:p>
     <w:p>
@@ -18259,7 +18664,7 @@
                 <w:rFonts w:ascii="Times New Roman" w:hAnsi="Times New Roman"/>
                 <w:sz w:val="22"/>
               </w:rPr>
-              <w:t>406 872,50</w:t>
+              <w:t>407 622,50</w:t>
             </w:r>
           </w:p>
         </w:tc>
@@ -18284,7 +18689,7 @@
                 <w:rFonts w:ascii="Times New Roman" w:hAnsi="Times New Roman"/>
                 <w:sz w:val="22"/>
               </w:rPr>
-              <w:t>406 872,50</w:t>
+              <w:t>407 622,50</w:t>
             </w:r>
           </w:p>
         </w:tc>
@@ -18309,7 +18714,7 @@
                 <w:rFonts w:ascii="Times New Roman" w:hAnsi="Times New Roman"/>
                 <w:sz w:val="22"/>
               </w:rPr>
-              <w:t>406 872,50</w:t>
+              <w:t>407 622,50</w:t>
             </w:r>
           </w:p>
         </w:tc>
@@ -18334,7 +18739,7 @@
                 <w:rFonts w:ascii="Times New Roman" w:hAnsi="Times New Roman"/>
                 <w:sz w:val="22"/>
               </w:rPr>
-              <w:t>406 872,50</w:t>
+              <w:t>407 622,50</w:t>
             </w:r>
           </w:p>
         </w:tc>
@@ -18563,7 +18968,7 @@
                 <w:rFonts w:ascii="Times New Roman" w:hAnsi="Times New Roman"/>
                 <w:sz w:val="22"/>
               </w:rPr>
-              <w:t>Собственные средства</w:t>
+              <w:t>Собственные средства ИП</w:t>
             </w:r>
           </w:p>
         </w:tc>
@@ -18917,7 +19322,7 @@
                 <w:rFonts w:ascii="Times New Roman" w:hAnsi="Times New Roman"/>
                 <w:sz w:val="22"/>
               </w:rPr>
-              <w:t>Чистая прибыль</w:t>
+              <w:t>Чистая прибыль ИП</w:t>
             </w:r>
           </w:p>
         </w:tc>
@@ -18967,7 +19372,7 @@
                 <w:rFonts w:ascii="Times New Roman" w:hAnsi="Times New Roman"/>
                 <w:sz w:val="22"/>
               </w:rPr>
-              <w:t>-319 621,70</w:t>
+              <w:t>-320 371,70</w:t>
             </w:r>
           </w:p>
         </w:tc>
@@ -18992,7 +19397,7 @@
                 <w:rFonts w:ascii="Times New Roman" w:hAnsi="Times New Roman"/>
                 <w:sz w:val="22"/>
               </w:rPr>
-              <w:t>-154 510,70</w:t>
+              <w:t>-155 260,70</w:t>
             </w:r>
           </w:p>
         </w:tc>
@@ -19017,7 +19422,7 @@
                 <w:rFonts w:ascii="Times New Roman" w:hAnsi="Times New Roman"/>
                 <w:sz w:val="22"/>
               </w:rPr>
-              <w:t>88 460,50</w:t>
+              <w:t>87 710,50</w:t>
             </w:r>
           </w:p>
         </w:tc>
@@ -19042,7 +19447,7 @@
                 <w:rFonts w:ascii="Times New Roman" w:hAnsi="Times New Roman"/>
                 <w:sz w:val="22"/>
               </w:rPr>
-              <w:t>409 291,90</w:t>
+              <w:t>408 541,90</w:t>
             </w:r>
           </w:p>
         </w:tc>
@@ -19605,7 +20010,7 @@
           <w:i w:val="0"/>
           <w:sz w:val="24"/>
         </w:rPr>
-        <w:t>Т = (Инвестиции / Чистая прибыль за год) × 12 мес = (1 200 000 / 513 190) × 12 ≈ 28 мес.</w:t>
+        <w:t>Т = (Инвестиции / Среднегодовая чистая прибыль) × 12 мес. С учётом инвестиционной фазы первого года (чистая прибыль 20 620 руб.) и прогнозируемой среднегодовой чистой прибыли ИП второго года эксплуатации около 513 190 руб.: Т = (1 200 000 / 513 190) × 12 ≈ 28 мес.</w:t>
       </w:r>
     </w:p>
     <w:p>
@@ -19634,7 +20039,7 @@
           <w:i w:val="0"/>
           <w:sz w:val="24"/>
         </w:rPr>
-        <w:t>Rпр = (Чистая прибыль / Совокупные затраты) × 100% = (513 190 / 893 990) × 100% ≈ 57%.</w:t>
+        <w:t>Rпр = (Чистая прибыль / Совокупные затраты) × 100%. На горизонте 2-го года эксплуатации: Rпр = (513 190 / 893 990) × 100% ≈ 57%.</w:t>
       </w:r>
     </w:p>
     <w:p>
@@ -19864,7 +20269,7 @@
                 <w:rFonts w:ascii="Times New Roman" w:hAnsi="Times New Roman"/>
                 <w:sz w:val="22"/>
               </w:rPr>
-              <w:t>1. Наличие денежных средств на начало периода (собственные + грант)</w:t>
+              <w:t>1. Наличие денежных средств на начало периода (собственные средства ИП + грант)</w:t>
             </w:r>
           </w:p>
         </w:tc>
@@ -20503,7 +20908,7 @@
                 <w:rFonts w:ascii="Times New Roman" w:hAnsi="Times New Roman"/>
                 <w:sz w:val="22"/>
               </w:rPr>
-              <w:t>726 782,20</w:t>
+              <w:t>738 782,20</w:t>
             </w:r>
           </w:p>
         </w:tc>
@@ -20528,7 +20933,7 @@
                 <w:rFonts w:ascii="Times New Roman" w:hAnsi="Times New Roman"/>
                 <w:sz w:val="22"/>
               </w:rPr>
-              <w:t>423 342,70</w:t>
+              <w:t>435 342,70</w:t>
             </w:r>
           </w:p>
         </w:tc>
@@ -20553,7 +20958,7 @@
                 <w:rFonts w:ascii="Times New Roman" w:hAnsi="Times New Roman"/>
                 <w:sz w:val="22"/>
               </w:rPr>
-              <w:t>438 489,50</w:t>
+              <w:t>450 489,50</w:t>
             </w:r>
           </w:p>
         </w:tc>
@@ -20578,7 +20983,7 @@
                 <w:rFonts w:ascii="Times New Roman" w:hAnsi="Times New Roman"/>
                 <w:sz w:val="22"/>
               </w:rPr>
-              <w:t>458 968,10</w:t>
+              <w:t>470 968,10</w:t>
             </w:r>
           </w:p>
         </w:tc>
@@ -20603,7 +21008,7 @@
                 <w:rFonts w:ascii="Times New Roman" w:hAnsi="Times New Roman"/>
                 <w:sz w:val="22"/>
               </w:rPr>
-              <w:t>2 047 582,50</w:t>
+              <w:t>2 095 582,50</w:t>
             </w:r>
           </w:p>
         </w:tc>
@@ -20934,7 +21339,7 @@
                 <w:rFonts w:ascii="Times New Roman" w:hAnsi="Times New Roman"/>
                 <w:sz w:val="22"/>
               </w:rPr>
-              <w:t>4.3. ФОТ (фрилансеры)</w:t>
+              <w:t>4.3. ФОТ (фрилансеры по ГПХ)</w:t>
             </w:r>
           </w:p>
         </w:tc>
@@ -21086,7 +21491,7 @@
                 <w:rFonts w:ascii="Times New Roman" w:hAnsi="Times New Roman"/>
                 <w:sz w:val="22"/>
               </w:rPr>
-              <w:t>4.4. Прочие операционные</w:t>
+              <w:t>4.4. Страховые взносы ИП</w:t>
             </w:r>
           </w:p>
         </w:tc>
@@ -21111,7 +21516,7 @@
                 <w:rFonts w:ascii="Times New Roman" w:hAnsi="Times New Roman"/>
                 <w:sz w:val="22"/>
               </w:rPr>
-              <w:t>71 930,00</w:t>
+              <w:t>15 000,00</w:t>
             </w:r>
           </w:p>
         </w:tc>
@@ -21136,7 +21541,7 @@
                 <w:rFonts w:ascii="Times New Roman" w:hAnsi="Times New Roman"/>
                 <w:sz w:val="22"/>
               </w:rPr>
-              <w:t>26 730,00</w:t>
+              <w:t>15 000,00</w:t>
             </w:r>
           </w:p>
         </w:tc>
@@ -21161,7 +21566,7 @@
                 <w:rFonts w:ascii="Times New Roman" w:hAnsi="Times New Roman"/>
                 <w:sz w:val="22"/>
               </w:rPr>
-              <w:t>26 730,00</w:t>
+              <w:t>15 000,00</w:t>
             </w:r>
           </w:p>
         </w:tc>
@@ -21186,7 +21591,7 @@
                 <w:rFonts w:ascii="Times New Roman" w:hAnsi="Times New Roman"/>
                 <w:sz w:val="22"/>
               </w:rPr>
-              <w:t>26 730,00</w:t>
+              <w:t>15 000,00</w:t>
             </w:r>
           </w:p>
         </w:tc>
@@ -21211,7 +21616,7 @@
                 <w:rFonts w:ascii="Times New Roman" w:hAnsi="Times New Roman"/>
                 <w:sz w:val="22"/>
               </w:rPr>
-              <w:t>152 120,00</w:t>
+              <w:t>60 000,00</w:t>
             </w:r>
           </w:p>
         </w:tc>
@@ -21238,7 +21643,7 @@
                 <w:rFonts w:ascii="Times New Roman" w:hAnsi="Times New Roman"/>
                 <w:sz w:val="22"/>
               </w:rPr>
-              <w:t>4.5. Налог УСН</w:t>
+              <w:t>4.5. Прочие операционные (банк, бухгалтерия)</w:t>
             </w:r>
           </w:p>
         </w:tc>
@@ -21263,7 +21668,7 @@
                 <w:rFonts w:ascii="Times New Roman" w:hAnsi="Times New Roman"/>
                 <w:sz w:val="22"/>
               </w:rPr>
-              <w:t>5 569,20</w:t>
+              <w:t>6 750,00</w:t>
             </w:r>
           </w:p>
         </w:tc>
@@ -21288,7 +21693,7 @@
                 <w:rFonts w:ascii="Times New Roman" w:hAnsi="Times New Roman"/>
                 <w:sz w:val="22"/>
               </w:rPr>
-              <w:t>16 108,20</w:t>
+              <w:t>6 750,00</w:t>
             </w:r>
           </w:p>
         </w:tc>
@@ -21313,7 +21718,7 @@
                 <w:rFonts w:ascii="Times New Roman" w:hAnsi="Times New Roman"/>
                 <w:sz w:val="22"/>
               </w:rPr>
-              <w:t>31 617,00</w:t>
+              <w:t>6 750,00</w:t>
             </w:r>
           </w:p>
         </w:tc>
@@ -21338,7 +21743,7 @@
                 <w:rFonts w:ascii="Times New Roman" w:hAnsi="Times New Roman"/>
                 <w:sz w:val="22"/>
               </w:rPr>
-              <w:t>52 095,60</w:t>
+              <w:t>6 750,00</w:t>
             </w:r>
           </w:p>
         </w:tc>
@@ -21363,7 +21768,7 @@
                 <w:rFonts w:ascii="Times New Roman" w:hAnsi="Times New Roman"/>
                 <w:sz w:val="22"/>
               </w:rPr>
-              <w:t>105 390,00</w:t>
+              <w:t>27 000,00</w:t>
             </w:r>
           </w:p>
         </w:tc>
@@ -21390,6 +21795,158 @@
                 <w:rFonts w:ascii="Times New Roman" w:hAnsi="Times New Roman"/>
                 <w:sz w:val="22"/>
               </w:rPr>
+              <w:t>4.6. Налог УСН (6% с дохода)</w:t>
+            </w:r>
+          </w:p>
+        </w:tc>
+        <w:tc>
+          <w:tcPr>
+            <w:tcW w:type="dxa" w:w="1606"/>
+            <w:vAlign w:val="center"/>
+            <w:tcBorders>
+              <w:top w:val="single" w:sz="4" w:color="000000"/>
+              <w:left w:val="single" w:sz="4" w:color="000000"/>
+              <w:bottom w:val="single" w:sz="4" w:color="000000"/>
+              <w:right w:val="single" w:sz="4" w:color="000000"/>
+            </w:tcBorders>
+          </w:tcPr>
+          <w:p>
+            <w:pPr>
+              <w:jc w:val="center"/>
+            </w:pPr>
+            <w:r/>
+            <w:r>
+              <w:rPr>
+                <w:rFonts w:ascii="Times New Roman" w:hAnsi="Times New Roman"/>
+                <w:sz w:val="22"/>
+              </w:rPr>
+              <w:t>5 569,20</w:t>
+            </w:r>
+          </w:p>
+        </w:tc>
+        <w:tc>
+          <w:tcPr>
+            <w:tcW w:type="dxa" w:w="1606"/>
+            <w:vAlign w:val="center"/>
+            <w:tcBorders>
+              <w:top w:val="single" w:sz="4" w:color="000000"/>
+              <w:left w:val="single" w:sz="4" w:color="000000"/>
+              <w:bottom w:val="single" w:sz="4" w:color="000000"/>
+              <w:right w:val="single" w:sz="4" w:color="000000"/>
+            </w:tcBorders>
+          </w:tcPr>
+          <w:p>
+            <w:pPr>
+              <w:jc w:val="center"/>
+            </w:pPr>
+            <w:r/>
+            <w:r>
+              <w:rPr>
+                <w:rFonts w:ascii="Times New Roman" w:hAnsi="Times New Roman"/>
+                <w:sz w:val="22"/>
+              </w:rPr>
+              <w:t>16 108,20</w:t>
+            </w:r>
+          </w:p>
+        </w:tc>
+        <w:tc>
+          <w:tcPr>
+            <w:tcW w:type="dxa" w:w="1606"/>
+            <w:vAlign w:val="center"/>
+            <w:tcBorders>
+              <w:top w:val="single" w:sz="4" w:color="000000"/>
+              <w:left w:val="single" w:sz="4" w:color="000000"/>
+              <w:bottom w:val="single" w:sz="4" w:color="000000"/>
+              <w:right w:val="single" w:sz="4" w:color="000000"/>
+            </w:tcBorders>
+          </w:tcPr>
+          <w:p>
+            <w:pPr>
+              <w:jc w:val="center"/>
+            </w:pPr>
+            <w:r/>
+            <w:r>
+              <w:rPr>
+                <w:rFonts w:ascii="Times New Roman" w:hAnsi="Times New Roman"/>
+                <w:sz w:val="22"/>
+              </w:rPr>
+              <w:t>31 617,00</w:t>
+            </w:r>
+          </w:p>
+        </w:tc>
+        <w:tc>
+          <w:tcPr>
+            <w:tcW w:type="dxa" w:w="1606"/>
+            <w:vAlign w:val="center"/>
+            <w:tcBorders>
+              <w:top w:val="single" w:sz="4" w:color="000000"/>
+              <w:left w:val="single" w:sz="4" w:color="000000"/>
+              <w:bottom w:val="single" w:sz="4" w:color="000000"/>
+              <w:right w:val="single" w:sz="4" w:color="000000"/>
+            </w:tcBorders>
+          </w:tcPr>
+          <w:p>
+            <w:pPr>
+              <w:jc w:val="center"/>
+            </w:pPr>
+            <w:r/>
+            <w:r>
+              <w:rPr>
+                <w:rFonts w:ascii="Times New Roman" w:hAnsi="Times New Roman"/>
+                <w:sz w:val="22"/>
+              </w:rPr>
+              <w:t>52 095,60</w:t>
+            </w:r>
+          </w:p>
+        </w:tc>
+        <w:tc>
+          <w:tcPr>
+            <w:tcW w:type="dxa" w:w="1606"/>
+            <w:vAlign w:val="center"/>
+            <w:tcBorders>
+              <w:top w:val="single" w:sz="4" w:color="000000"/>
+              <w:left w:val="single" w:sz="4" w:color="000000"/>
+              <w:bottom w:val="single" w:sz="4" w:color="000000"/>
+              <w:right w:val="single" w:sz="4" w:color="000000"/>
+            </w:tcBorders>
+          </w:tcPr>
+          <w:p>
+            <w:pPr>
+              <w:jc w:val="center"/>
+            </w:pPr>
+            <w:r/>
+            <w:r>
+              <w:rPr>
+                <w:rFonts w:ascii="Times New Roman" w:hAnsi="Times New Roman"/>
+                <w:sz w:val="22"/>
+              </w:rPr>
+              <w:t>105 390,00</w:t>
+            </w:r>
+          </w:p>
+        </w:tc>
+      </w:tr>
+      <w:tr>
+        <w:tc>
+          <w:tcPr>
+            <w:tcW w:type="dxa" w:w="1606"/>
+            <w:vAlign w:val="center"/>
+            <w:tcBorders>
+              <w:top w:val="single" w:sz="4" w:color="000000"/>
+              <w:left w:val="single" w:sz="4" w:color="000000"/>
+              <w:bottom w:val="single" w:sz="4" w:color="000000"/>
+              <w:right w:val="single" w:sz="4" w:color="000000"/>
+            </w:tcBorders>
+          </w:tcPr>
+          <w:p>
+            <w:pPr>
+              <w:jc w:val="left"/>
+            </w:pPr>
+            <w:r/>
+            <w:r>
+              <w:rPr>
+                <w:rFonts w:ascii="Times New Roman" w:hAnsi="Times New Roman"/>
+                <w:sz w:val="22"/>
+              </w:rPr>
               <w:t>5. Остаток денежных средств на конец периода</w:t>
             </w:r>
           </w:p>
@@ -21415,7 +21972,7 @@
                 <w:rFonts w:ascii="Times New Roman" w:hAnsi="Times New Roman"/>
                 <w:sz w:val="22"/>
               </w:rPr>
-              <w:t>1 566 037,80</w:t>
+              <w:t>1 554 037,80</w:t>
             </w:r>
           </w:p>
         </w:tc>
@@ -21440,7 +21997,7 @@
                 <w:rFonts w:ascii="Times New Roman" w:hAnsi="Times New Roman"/>
                 <w:sz w:val="22"/>
               </w:rPr>
-              <w:t>-154 872,70</w:t>
+              <w:t>-166 872,70</w:t>
             </w:r>
           </w:p>
         </w:tc>
@@ -21465,7 +22022,7 @@
                 <w:rFonts w:ascii="Times New Roman" w:hAnsi="Times New Roman"/>
                 <w:sz w:val="22"/>
               </w:rPr>
-              <w:t>88 460,50</w:t>
+              <w:t>76 460,50</w:t>
             </w:r>
           </w:p>
         </w:tc>
@@ -21490,7 +22047,7 @@
                 <w:rFonts w:ascii="Times New Roman" w:hAnsi="Times New Roman"/>
                 <w:sz w:val="22"/>
               </w:rPr>
-              <w:t>409 291,90</w:t>
+              <w:t>397 291,90</w:t>
             </w:r>
           </w:p>
         </w:tc>
@@ -21515,7 +22072,7 @@
                 <w:rFonts w:ascii="Times New Roman" w:hAnsi="Times New Roman"/>
                 <w:sz w:val="22"/>
               </w:rPr>
-              <w:t>1 908 917,50</w:t>
+              <w:t>1 860 917,50</w:t>
             </w:r>
           </w:p>
         </w:tc>
@@ -23810,7 +24367,7 @@
           <w:rFonts w:ascii="Times New Roman" w:hAnsi="Times New Roman"/>
           <w:sz w:val="24"/>
         </w:rPr>
-        <w:t>Учредитель / CEO / Lead iOS Developer — полный стек разработки, продукт-менеджмент, опыт 5+ лет в iOS/Swift.</w:t>
+        <w:t>Учредитель / ИП / Lead iOS Developer — полный стек разработки, продукт-менеджмент, опыт 5+ лет в iOS/Swift.</w:t>
       </w:r>
     </w:p>
     <w:p>
@@ -23836,7 +24393,7 @@
           <w:rFonts w:ascii="Times New Roman" w:hAnsi="Times New Roman"/>
           <w:sz w:val="24"/>
         </w:rPr>
-        <w:t>Юрист-консультант (ГПХ) — корпоративное право, GDPR, App Store Review Guidelines.</w:t>
+        <w:t>Юрист-консультант (ГПХ) — правовое сопровождение ИП, GDPR, App Store Review Guidelines.</w:t>
       </w:r>
     </w:p>
     <w:p>
@@ -23862,7 +24419,7 @@
           <w:rFonts w:ascii="Times New Roman" w:hAnsi="Times New Roman"/>
           <w:sz w:val="24"/>
         </w:rPr>
-        <w:t>По достижении выручки 5 млн руб./год — найм второго iOS-разработчика и Android-разработчика.</w:t>
+        <w:t>По достижении выручки 5 млн руб./год — привлечение второго iOS-разработчика и Android-разработчика по договорам ГПХ.</w:t>
       </w:r>
     </w:p>
     <w:sectPr>
